--- a/web/src/main/resources/org/openurp/std/info/minorDegreeDoc.docx
+++ b/web/src/main/resources/org/openurp/std/info/minorDegreeDoc.docx
@@ -18,32 +18,33 @@
           <w:rFonts w:ascii="宋体" w:hAnsi="宋体"/>
         </w:rPr>
         <w:drawing>
-          <wp:anchor distT="0" distB="0" distL="114300" distR="114300" simplePos="0" relativeHeight="251660288" behindDoc="1" locked="0" layoutInCell="1" allowOverlap="1">
+          <wp:anchor distT="0" distB="0" distL="114300" distR="114300" simplePos="0" relativeHeight="251659264" behindDoc="1" locked="0" layoutInCell="1" allowOverlap="1">
             <wp:simplePos x="0" y="0"/>
             <wp:positionH relativeFrom="column">
-              <wp:posOffset>-895985</wp:posOffset>
+              <wp:posOffset>-885825</wp:posOffset>
             </wp:positionH>
             <wp:positionV relativeFrom="paragraph">
-              <wp:posOffset>-1122680</wp:posOffset>
+              <wp:posOffset>-1115060</wp:posOffset>
             </wp:positionV>
-            <wp:extent cx="10607675" cy="7501890"/>
-            <wp:effectExtent l="0" t="0" r="3175" b="3810"/>
+            <wp:extent cx="10587355" cy="7501890"/>
+            <wp:effectExtent l="0" t="0" r="4445" b="3810"/>
             <wp:wrapNone/>
-            <wp:docPr id="1" name="图片 7" descr="Page0001"/>
+            <wp:docPr id="1" name="图片 7" descr="C:\Users\duant\Desktop\微信图片_20220523152243.jpg微信图片_20220523152243"/>
             <wp:cNvGraphicFramePr>
-              <a:graphicFrameLocks xmlns:a="http://schemas.openxmlformats.org/drawingml/2006/main" noChangeAspect="true"/>
+              <a:graphicFrameLocks xmlns:a="http://schemas.openxmlformats.org/drawingml/2006/main" noChangeAspect="1"/>
             </wp:cNvGraphicFramePr>
             <a:graphic xmlns:a="http://schemas.openxmlformats.org/drawingml/2006/main">
               <a:graphicData uri="http://schemas.openxmlformats.org/drawingml/2006/picture">
                 <pic:pic xmlns:pic="http://schemas.openxmlformats.org/drawingml/2006/picture">
                   <pic:nvPicPr>
-                    <pic:cNvPr id="1" name="图片 7" descr="Page0001"/>
+                    <pic:cNvPr id="1" name="图片 7" descr="C:\Users\duant\Desktop\微信图片_20220523152243.jpg微信图片_20220523152243"/>
                     <pic:cNvPicPr>
-                      <a:picLocks noChangeAspect="true"/>
+                      <a:picLocks noChangeAspect="1"/>
                     </pic:cNvPicPr>
                   </pic:nvPicPr>
                   <pic:blipFill>
                     <a:blip r:embed="rId5"/>
+                    <a:srcRect/>
                     <a:stretch>
                       <a:fillRect/>
                     </a:stretch>
@@ -51,7 +52,7 @@
                   <pic:spPr>
                     <a:xfrm>
                       <a:off x="0" y="0"/>
-                      <a:ext cx="10607675" cy="7501890"/>
+                      <a:ext cx="10587355" cy="7501890"/>
                     </a:xfrm>
                     <a:prstGeom prst="rect">
                       <a:avLst/>
@@ -358,7 +359,7 @@
     <w:p>
       <w:pPr>
         <w:spacing w:line="320" w:lineRule="exact"/>
-        <w:ind w:firstLine="728" w:firstLineChars="245"/>
+        <w:ind w:left="840" w:leftChars="0" w:firstLine="420" w:firstLineChars="0"/>
         <w:rPr>
           <w:rFonts w:hint="eastAsia" w:ascii="宋体" w:hAnsi="宋体"/>
           <w:b/>
@@ -372,8 +373,8 @@
           <w:rFonts w:hint="eastAsia" w:ascii="宋体" w:hAnsi="宋体"/>
           <w:b/>
           <w:spacing w:val="-2"/>
-          <w:sz w:val="30"/>
-          <w:szCs w:val="30"/>
+          <w:sz w:val="28"/>
+          <w:szCs w:val="28"/>
         </w:rPr>
         <w:t>(在${school}主修${major}</w:t>
       </w:r>
@@ -381,10 +382,19 @@
         <w:rPr>
           <w:rFonts w:hint="eastAsia" w:ascii="宋体" w:hAnsi="宋体"/>
           <w:b/>
-          <w:sz w:val="30"/>
-          <w:szCs w:val="30"/>
-        </w:rPr>
-        <w:t xml:space="preserve"> )  </w:t>
+          <w:sz w:val="28"/>
+          <w:szCs w:val="28"/>
+        </w:rPr>
+        <w:t xml:space="preserve"> )</w:t>
+      </w:r>
+      <w:r>
+        <w:rPr>
+          <w:rFonts w:hint="eastAsia" w:ascii="宋体" w:hAnsi="宋体"/>
+          <w:b/>
+          <w:sz w:val="30"/>
+          <w:szCs w:val="30"/>
+        </w:rPr>
+        <w:t xml:space="preserve">  </w:t>
       </w:r>
       <w:r>
         <w:rPr>
@@ -439,8 +449,20 @@
         <w:rPr>
           <w:rFonts w:hint="eastAsia" w:ascii="宋体" w:hAnsi="宋体"/>
           <w:b/>
-          <w:sz w:val="30"/>
-          <w:szCs w:val="30"/>
+          <w:sz w:val="15"/>
+          <w:szCs w:val="15"/>
+          <w:lang w:val="en-US" w:eastAsia="zh-CN"/>
+        </w:rPr>
+        <w:t xml:space="preserve">    </w:t>
+      </w:r>
+      <w:bookmarkStart w:id="0" w:name="_GoBack"/>
+      <w:bookmarkEnd w:id="0"/>
+      <w:r>
+        <w:rPr>
+          <w:rFonts w:hint="eastAsia" w:ascii="宋体" w:hAnsi="宋体"/>
+          <w:b/>
+          <w:sz w:val="28"/>
+          <w:szCs w:val="28"/>
         </w:rPr>
         <w:t>（辅修专业）</w:t>
       </w:r>
@@ -532,7 +554,7 @@
         <w:adjustRightInd/>
         <w:snapToGrid/>
         <w:spacing w:before="157" w:beforeLines="50"/>
-        <w:ind w:firstLine="1606" w:firstLineChars="500"/>
+        <w:ind w:firstLine="1928" w:firstLineChars="600"/>
         <w:textAlignment w:val="auto"/>
         <w:rPr>
           <w:rFonts w:hint="default" w:ascii="宋体" w:hAnsi="宋体" w:eastAsia="楷体_GB2312"/>
@@ -557,7 +579,7 @@
           <w:sz w:val="32"/>
           <w:lang w:val="en-US" w:eastAsia="zh-CN"/>
         </w:rPr>
-        <w:t xml:space="preserve">                                  </w:t>
+        <w:t xml:space="preserve">                                </w:t>
       </w:r>
       <w:r>
         <w:rPr>
@@ -566,7 +588,7 @@
           <w:sz w:val="28"/>
           <w:szCs w:val="28"/>
         </w:rPr>
-        <w:t xml:space="preserve">${y}    ${M}     </w:t>
+        <w:t xml:space="preserve">${y}    ${M}   </w:t>
       </w:r>
       <w:r>
         <w:rPr>
@@ -578,8 +600,6 @@
         </w:rPr>
         <w:t xml:space="preserve">  </w:t>
       </w:r>
-      <w:bookmarkStart w:id="0" w:name="_GoBack"/>
-      <w:bookmarkEnd w:id="0"/>
       <w:r>
         <w:rPr>
           <w:rFonts w:hint="eastAsia" w:eastAsia="楷体_GB2312"/>
@@ -622,6 +642,7 @@
         <w:rFonts w:ascii="Times New Roman" w:hAnsi="Times New Roman" w:eastAsia="宋体" w:cs="Times New Roman"/>
       </w:rPr>
     </w:rPrDefault>
+    <w:pPrDefault/>
   </w:docDefaults>
   <w:latentStyles w:count="260" w:defQFormat="0" w:defUnhideWhenUsed="1" w:defSemiHidden="1" w:defUIPriority="99" w:defLockedState="0">
     <w:lsdException w:qFormat="1" w:unhideWhenUsed="0" w:uiPriority="0" w:semiHidden="0" w:name="Normal"/>
@@ -1099,7 +1120,7 @@
         <a:solidFill>
           <a:schemeClr val="phClr"/>
         </a:solidFill>
-        <a:gradFill rotWithShape="true">
+        <a:gradFill rotWithShape="1">
           <a:gsLst>
             <a:gs pos="0">
               <a:schemeClr val="phClr">
@@ -1120,9 +1141,9 @@
               </a:schemeClr>
             </a:gs>
           </a:gsLst>
-          <a:lin ang="16200000" scaled="true"/>
+          <a:lin ang="16200000" scaled="1"/>
         </a:gradFill>
-        <a:gradFill rotWithShape="true">
+        <a:gradFill rotWithShape="1">
           <a:gsLst>
             <a:gs pos="0">
               <a:schemeClr val="phClr">
@@ -1143,7 +1164,7 @@
               </a:schemeClr>
             </a:gs>
           </a:gsLst>
-          <a:lin ang="16200000" scaled="false"/>
+          <a:lin ang="16200000" scaled="0"/>
         </a:gradFill>
       </a:fillStyleLst>
       <a:lnStyleLst>
@@ -1213,7 +1234,7 @@
         <a:solidFill>
           <a:schemeClr val="phClr"/>
         </a:solidFill>
-        <a:gradFill rotWithShape="true">
+        <a:gradFill rotWithShape="1">
           <a:gsLst>
             <a:gs pos="0">
               <a:schemeClr val="phClr">
@@ -1239,7 +1260,7 @@
             <a:fillToRect l="50000" t="-80000" r="50000" b="180000"/>
           </a:path>
         </a:gradFill>
-        <a:gradFill rotWithShape="true">
+        <a:gradFill rotWithShape="1">
           <a:gsLst>
             <a:gs pos="0">
               <a:schemeClr val="phClr">
@@ -1263,20 +1284,4 @@
   </a:themeElements>
   <a:objectDefaults/>
 </a:theme>
-</file>
-
-<file path=customXml/item1.xml><?xml version="1.0" encoding="utf-8"?>
-<s:customData xmlns="http://www.wps.cn/officeDocument/2013/wpsCustomData" xmlns:s="http://www.wps.cn/officeDocument/2013/wpsCustomData">
-  <customSectProps>
-    <customSectPr/>
-  </customSectProps>
-</s:customData>
-</file>
-
-<file path=customXml/itemProps1.xml><?xml version="1.0" encoding="utf-8"?>
-<ds:datastoreItem xmlns:ds="http://schemas.openxmlformats.org/officeDocument/2006/customXml" ds:itemID="{B1977F7D-205B-4081-913C-38D41E755F92}">
-  <ds:schemaRefs>
-    <ds:schemaRef ds:uri="http://www.wps.cn/officeDocument/2013/wpsCustomData"/>
-  </ds:schemaRefs>
-</ds:datastoreItem>
 </file>